--- a/public/forms/POSTAWARD_SUCCESS_MASTER.docx
+++ b/public/forms/POSTAWARD_SUCCESS_MASTER.docx
@@ -71,7 +71,7 @@
                 </w:placeholder>
                 <w15:color w:val="FFFF00"/>
                 <w:dropDownList>
-                  <w:listItem w:displayText="[[CENTER_NAME]]" w:value="[[CENTER_NAME]]"/>
+                  <w:listItem w:displayText="Select Center" w:value="Select Center"/>
                   <w:listItem w:displayText="Armstrong Flight Research Center" w:value="Armstrong Flight Research Center"/>
                   <w:listItem w:displayText="Ames Research Center" w:value="Ames Research Center"/>
                   <w:listItem w:displayText="John H. Glenn Research Center" w:value="John H. Glenn Research Center"/>
@@ -117,7 +117,7 @@
                 </w:placeholder>
                 <w15:color w:val="FFFF00"/>
                 <w:comboBox>
-                  <w:listItem w:displayText="[[CENTER_ADDRESS]]" w:value="[[CENTER_ADDRESS]]"/>
+                  <w:listItem w:displayText="Select Center Address" w:value="Select Center Address"/>
                   <w:listItem w:displayText="Edwards, CA  93523-0273" w:value="AFRC"/>
                   <w:listItem w:displayText="Moffett Field, CA  94035-1000" w:value="ARC"/>
                   <w:listItem w:displayText="Cleveland, OH  44135-3191" w:value="GRC"/>
